--- a/Glosario.docx
+++ b/Glosario.docx
@@ -5333,7 +5333,7 @@
               <w:rPr>
                 <w:sz w:val="19"/>
               </w:rPr>
-              <w:t>El tablero de GitHub (pendiente de crear)</w:t>
+              <w:t>El tablero de GitHub se descartó (11-oct): el avance se ve en el Excel del cronograma</w:t>
             </w:r>
           </w:p>
         </w:tc>
@@ -9429,7 +9429,7 @@
               <w:rPr>
                 <w:sz w:val="19"/>
               </w:rPr>
-              <w:t>Issue = ficha de una tarea · Milestone = grupo de tareas de un sprint · Project = tablero Kanban</w:t>
+              <w:t>Issue = ficha de una tarea · Milestone = grupo de tareas de un sprint · Project = tablero Kanban (descartado; no se usa)</w:t>
             </w:r>
           </w:p>
         </w:tc>
